--- a/templates/ctu_thesis_strict.docx
+++ b/templates/ctu_thesis_strict.docx
@@ -566,7 +566,7 @@
     <w:qFormat/>
     <w:pPr>
       <w:ind w:firstLine="567"/>
-      <w:spacing w:line="360" w:lineRule="auto"/>
+      <w:spacing w:line="288" w:lineRule="auto"/>
       <w:jc w:val="both"/>
     </w:pPr>
     <w:rPr>
@@ -580,7 +580,7 @@
     <w:basedOn w:val="Normal"/>
     <w:link w:val="BodyTextChar"/>
     <w:pPr>
-      <w:spacing w:before="180" w:after="180" w:line="360" w:lineRule="auto"/>
+      <w:spacing w:before="180" w:after="180" w:line="288" w:lineRule="auto"/>
       <w:jc w:val="both"/>
     </w:pPr>
     <w:qFormat/>
@@ -596,7 +596,7 @@
     <w:next w:val="BodyText"/>
     <w:qFormat/>
     <w:pPr>
-      <w:spacing w:line="360" w:lineRule="auto"/>
+      <w:spacing w:line="288" w:lineRule="auto"/>
       <w:jc w:val="both"/>
     </w:pPr>
     <w:rPr>
@@ -610,7 +610,7 @@
     <w:basedOn w:val="BodyText"/>
     <w:qFormat/>
     <w:pPr>
-      <w:spacing w:before="36" w:after="36" w:line="360" w:lineRule="auto"/>
+      <w:spacing w:before="36" w:after="36" w:line="288" w:lineRule="auto"/>
       <w:jc w:val="both"/>
     </w:pPr>
     <w:rPr>
@@ -627,7 +627,7 @@
     <w:pPr>
       <w:keepNext/>
       <w:keepLines/>
-      <w:spacing w:before="480" w:after="240" w:line="360" w:lineRule="auto"/>
+      <w:spacing w:before="480" w:after="240" w:line="288" w:lineRule="auto"/>
       <w:jc w:val="both"/>
     </w:pPr>
     <w:rPr>
@@ -647,7 +647,7 @@
     <w:pPr>
       <w:keepNext/>
       <w:keepLines/>
-      <w:spacing w:before="240" w:after="240" w:line="360" w:lineRule="auto"/>
+      <w:spacing w:before="240" w:after="240" w:line="288" w:lineRule="auto"/>
       <w:jc w:val="both"/>
     </w:pPr>
     <w:rPr>
@@ -664,7 +664,7 @@
     <w:pPr>
       <w:keepNext/>
       <w:keepLines/>
-      <w:spacing w:line="360" w:lineRule="auto"/>
+      <w:spacing w:line="288" w:lineRule="auto"/>
       <w:jc w:val="both"/>
     </w:pPr>
     <w:rPr>
@@ -680,7 +680,7 @@
     <w:pPr>
       <w:keepNext/>
       <w:keepLines/>
-      <w:spacing w:line="360" w:lineRule="auto"/>
+      <w:spacing w:line="288" w:lineRule="auto"/>
       <w:jc w:val="both"/>
     </w:pPr>
     <w:rPr>
@@ -698,7 +698,7 @@
       <w:keepNext/>
       <w:keepLines/>
       <w:jc w:val="both"/>
-      <w:spacing w:before="300" w:after="0" w:line="360" w:lineRule="auto"/>
+      <w:spacing w:before="300" w:after="0" w:line="288" w:lineRule="auto"/>
     </w:pPr>
     <w:rPr>
       <w:color w:val="000000"/>
@@ -716,7 +716,7 @@
     <w:pPr>
       <w:keepNext/>
       <w:keepLines/>
-      <w:spacing w:before="100" w:after="300" w:line="360" w:lineRule="auto"/>
+      <w:spacing w:before="100" w:after="300" w:line="288" w:lineRule="auto"/>
       <w:jc w:val="both"/>
     </w:pPr>
     <w:rPr>
@@ -732,7 +732,7 @@
     <w:next w:val="Bibliography"/>
     <w:qFormat/>
     <w:pPr>
-      <w:spacing w:line="360" w:lineRule="auto"/>
+      <w:spacing w:line="288" w:lineRule="auto"/>
       <w:jc w:val="both"/>
     </w:pPr>
     <w:rPr>
@@ -750,7 +750,7 @@
     <w:pPr>
       <w:keepNext/>
       <w:keepLines/>
-      <w:spacing w:before="480" w:after="0" w:line="360" w:lineRule="auto"/>
+      <w:spacing w:before="480" w:after="0" w:line="288" w:lineRule="auto"/>
       <w:jc w:val="center"/>
       <w:outlineLvl w:val="0"/>
     </w:pPr>
@@ -759,7 +759,7 @@
       <w:b/>
       <w:bCs/>
       <w:color w:val="000000"/>
-      <w:sz w:val="32"/>
+      <w:sz w:val="28"/>
       <w:szCs w:val="32"/>
     </w:rPr>
   </w:style>
@@ -773,7 +773,7 @@
     <w:pPr>
       <w:keepNext/>
       <w:keepLines/>
-      <w:spacing w:before="200" w:after="0" w:line="360" w:lineRule="auto"/>
+      <w:spacing w:before="200" w:after="0" w:line="288" w:lineRule="auto"/>
       <w:jc w:val="both"/>
       <w:outlineLvl w:val="1"/>
     </w:pPr>
@@ -782,7 +782,7 @@
       <w:b/>
       <w:bCs/>
       <w:color w:val="000000"/>
-      <w:sz w:val="28"/>
+      <w:sz w:val="26"/>
       <w:szCs w:val="28"/>
     </w:rPr>
   </w:style>
@@ -796,7 +796,7 @@
     <w:pPr>
       <w:keepNext/>
       <w:keepLines/>
-      <w:spacing w:before="200" w:after="0" w:line="360" w:lineRule="auto"/>
+      <w:spacing w:before="200" w:after="0" w:line="288" w:lineRule="auto"/>
       <w:jc w:val="both"/>
       <w:outlineLvl w:val="2"/>
     </w:pPr>
@@ -819,7 +819,7 @@
     <w:pPr>
       <w:keepNext/>
       <w:keepLines/>
-      <w:spacing w:before="200" w:after="0" w:line="360" w:lineRule="auto"/>
+      <w:spacing w:before="200" w:after="0" w:line="288" w:lineRule="auto"/>
       <w:jc w:val="both"/>
       <w:outlineLvl w:val="3"/>
     </w:pPr>
@@ -842,7 +842,7 @@
     <w:pPr>
       <w:keepNext/>
       <w:keepLines/>
-      <w:spacing w:before="200" w:after="0" w:line="360" w:lineRule="auto"/>
+      <w:spacing w:before="200" w:after="0" w:line="288" w:lineRule="auto"/>
       <w:jc w:val="both"/>
       <w:outlineLvl w:val="4"/>
     </w:pPr>
@@ -864,7 +864,7 @@
     <w:pPr>
       <w:keepNext/>
       <w:keepLines/>
-      <w:spacing w:before="200" w:after="0" w:line="360" w:lineRule="auto"/>
+      <w:spacing w:before="200" w:after="0" w:line="288" w:lineRule="auto"/>
       <w:jc w:val="both"/>
       <w:outlineLvl w:val="5"/>
     </w:pPr>
@@ -885,7 +885,7 @@
     <w:pPr>
       <w:keepNext/>
       <w:keepLines/>
-      <w:spacing w:before="200" w:after="0" w:line="360" w:lineRule="auto"/>
+      <w:spacing w:before="200" w:after="0" w:line="288" w:lineRule="auto"/>
       <w:jc w:val="both"/>
       <w:outlineLvl w:val="6"/>
     </w:pPr>
@@ -906,7 +906,7 @@
     <w:pPr>
       <w:keepNext/>
       <w:keepLines/>
-      <w:spacing w:before="200" w:after="0" w:line="360" w:lineRule="auto"/>
+      <w:spacing w:before="200" w:after="0" w:line="288" w:lineRule="auto"/>
       <w:jc w:val="both"/>
       <w:outlineLvl w:val="7"/>
     </w:pPr>
@@ -927,7 +927,7 @@
     <w:pPr>
       <w:keepNext/>
       <w:keepLines/>
-      <w:spacing w:before="200" w:after="0" w:line="360" w:lineRule="auto"/>
+      <w:spacing w:before="200" w:after="0" w:line="288" w:lineRule="auto"/>
       <w:jc w:val="both"/>
       <w:outlineLvl w:val="8"/>
     </w:pPr>
@@ -946,7 +946,7 @@
     <w:unhideWhenUsed/>
     <w:qFormat/>
     <w:pPr>
-      <w:spacing w:before="100" w:after="100" w:line="360" w:lineRule="auto"/>
+      <w:spacing w:before="100" w:after="100" w:line="288" w:lineRule="auto"/>
       <w:ind w:firstLine="0" w:left="480" w:right="480"/>
       <w:jc w:val="both"/>
     </w:pPr>
@@ -964,7 +964,7 @@
     <w:unhideWhenUsed/>
     <w:qFormat/>
     <w:pPr>
-      <w:spacing w:line="360" w:lineRule="auto"/>
+      <w:spacing w:line="288" w:lineRule="auto"/>
       <w:jc w:val="both"/>
     </w:pPr>
     <w:rPr>
@@ -990,7 +990,7 @@
     <w:unhideWhenUsed/>
     <w:qFormat/>
     <w:pPr>
-      <w:spacing w:line="360" w:lineRule="auto"/>
+      <w:spacing w:line="288" w:lineRule="auto"/>
       <w:jc w:val="both"/>
     </w:pPr>
     <w:rPr>
@@ -1030,7 +1030,7 @@
     <w:pPr>
       <w:keepNext/>
       <w:keepLines/>
-      <w:spacing w:after="0" w:line="360" w:lineRule="auto"/>
+      <w:spacing w:after="0" w:line="288" w:lineRule="auto"/>
       <w:jc w:val="both"/>
     </w:pPr>
     <w:rPr>
@@ -1044,7 +1044,7 @@
     <w:name w:val="Definition"/>
     <w:basedOn w:val="Normal"/>
     <w:pPr>
-      <w:spacing w:line="360" w:lineRule="auto"/>
+      <w:spacing w:line="288" w:lineRule="auto"/>
       <w:jc w:val="both"/>
     </w:pPr>
     <w:rPr>
@@ -1058,7 +1058,7 @@
     <w:basedOn w:val="Normal"/>
     <w:link w:val="BodyTextChar"/>
     <w:pPr>
-      <w:spacing w:before="0" w:after="120" w:line="360" w:lineRule="auto"/>
+      <w:spacing w:before="0" w:after="120" w:line="288" w:lineRule="auto"/>
       <w:jc w:val="both"/>
     </w:pPr>
     <w:rPr>
@@ -1073,7 +1073,7 @@
     <w:basedOn w:val="Caption"/>
     <w:pPr>
       <w:keepNext/>
-      <w:spacing w:line="360" w:lineRule="auto"/>
+      <w:spacing w:line="288" w:lineRule="auto"/>
       <w:jc w:val="both"/>
     </w:pPr>
     <w:rPr>
@@ -1086,7 +1086,7 @@
     <w:name w:val="Image Caption"/>
     <w:basedOn w:val="Caption"/>
     <w:pPr>
-      <w:spacing w:line="360" w:lineRule="auto"/>
+      <w:spacing w:line="288" w:lineRule="auto"/>
       <w:jc w:val="both"/>
     </w:pPr>
     <w:rPr>
@@ -1099,7 +1099,7 @@
     <w:name w:val="Figure"/>
     <w:basedOn w:val="Normal"/>
     <w:pPr>
-      <w:spacing w:line="360" w:lineRule="auto"/>
+      <w:spacing w:line="288" w:lineRule="auto"/>
       <w:jc w:val="both"/>
     </w:pPr>
     <w:rPr>
@@ -1113,7 +1113,7 @@
     <w:basedOn w:val="Figure"/>
     <w:pPr>
       <w:keepNext/>
-      <w:spacing w:line="360" w:lineRule="auto"/>
+      <w:spacing w:line="288" w:lineRule="auto"/>
       <w:jc w:val="both"/>
     </w:pPr>
     <w:rPr>
@@ -1177,7 +1177,7 @@
     <w:unhideWhenUsed/>
     <w:qFormat/>
     <w:pPr>
-      <w:spacing w:before="240" w:line="360" w:lineRule="auto"/>
+      <w:spacing w:before="240" w:line="288" w:lineRule="auto"/>
       <w:jc w:val="both"/>
       <w:outlineLvl w:val="9"/>
     </w:pPr>
